--- a/docs/Leakage-Free Solubility Prediction from Solute–Solvent Molecular Structures Using Deep Learning and Molecular Graph Learning.docx
+++ b/docs/Leakage-Free Solubility Prediction from Solute–Solvent Molecular Structures Using Deep Learning and Molecular Graph Learning.docx
@@ -111,6 +111,8 @@
         <w:spacing w:after="80" w:line="276" w:lineRule="auto"/>
         <w:rPr>
           <w:rFonts w:ascii="Calibri" w:cs="Calibri" w:eastAsia="Calibri" w:hAnsi="Calibri"/>
+          <w:i w:val="0"/>
+          <w:iCs w:val="0"/>
         </w:rPr>
       </w:pPr>
       <w:r>
@@ -121,11 +123,6 @@
           <w:rtl w:val="0"/>
         </w:rPr>
         <w:t xml:space="preserve">By leveraging solute molecular structures, solvent molecular structures, and process temperature (K), the developed models offer a rapid, automated alternative to expensive, time-consuming experimental measurements and computationally intensive molecular dynamics (MD) simulations.</w:t>
-      </w:r>
-      <w:r>
-        <w:rPr>
-          <w:rtl w:val="0"/>
-        </w:rPr>
       </w:r>
     </w:p>
     <w:p>
@@ -10992,6 +10989,9 @@
         </w:rPr>
       </w:pPr>
       <w:r>
+        <w:br w:type="page"/>
+      </w:r>
+      <w:r>
         <w:rPr>
           <w:rtl w:val="0"/>
         </w:rPr>
@@ -12411,7 +12411,9 @@
     <w:p>
       <w:pPr>
         <w:spacing w:after="80" w:before="280" w:lineRule="auto"/>
-        <w:rPr/>
+        <w:rPr>
+          <w:rFonts w:ascii="Calibri" w:cs="Calibri" w:eastAsia="Calibri" w:hAnsi="Calibri"/>
+        </w:rPr>
       </w:pPr>
       <w:r>
         <w:rPr>
@@ -12436,6 +12438,21 @@
         <w:spacing w:after="80" w:lineRule="auto"/>
         <w:rPr>
           <w:rFonts w:ascii="Calibri" w:cs="Calibri" w:eastAsia="Calibri" w:hAnsi="Calibri"/>
+        </w:rPr>
+      </w:pPr>
+      <w:r>
+        <w:rPr>
+          <w:rFonts w:ascii="Calibri" w:cs="Calibri" w:eastAsia="Calibri" w:hAnsi="Calibri"/>
+          <w:rtl w:val="0"/>
+        </w:rPr>
+        <w:t xml:space="preserve">To enable seamless deployment, the complete end-to-end inference pipeline has been engineered and packaged into a standalone Python script located at src/inference.py.</w:t>
+      </w:r>
+    </w:p>
+    <w:p>
+      <w:pPr>
+        <w:spacing w:after="80" w:lineRule="auto"/>
+        <w:rPr>
+          <w:rFonts w:ascii="Calibri" w:cs="Calibri" w:eastAsia="Calibri" w:hAnsi="Calibri"/>
           <w:b w:val="1"/>
           <w:bCs w:val="1"/>
           <w:color w:val="2e75b6"/>
@@ -12446,11 +12463,9 @@
       <w:r>
         <w:rPr>
           <w:rFonts w:ascii="Calibri" w:cs="Calibri" w:eastAsia="Calibri" w:hAnsi="Calibri"/>
-          <w:sz w:val="21"/>
-          <w:szCs w:val="21"/>
           <w:rtl w:val="0"/>
         </w:rPr>
-        <w:t xml:space="preserve">The ensemble optimization and final model weights have been completed; however, the end-to-end inference API has not yet been implemented. If the production inference layer is developed in the future, the system can be designed so that the user only needs to provide the raw chemical representations and desired process temperature. The backend would then automatically compute the required RDKit descriptors, MACCS fingerprints, and molecular graph embeddings, apply the model-specific preprocessing, generate predictions from the ANN, PINN, and Chemprop models, and return the optimized ensemble prediction. </w:t>
+        <w:t xml:space="preserve">This script serves as a robust backend interface. It accepts raw chemical strings (SMILES) and a target temperature, dynamically generates all 351 required RDKit and MACCS features on the fly, applies the exact pre-computed normalization scalars specific to each model, routes the data through the trained PyTorch architectures (ANN and PINN) and the Chemprop subprocess, and returns the final optimally weighted ensemble prediction.</w:t>
       </w:r>
       <w:r>
         <w:rPr>
@@ -13166,29 +13181,194 @@
     </w:tbl>
     <w:p>
       <w:pPr>
-        <w:rPr/>
+        <w:pStyle w:val="Heading3"/>
+        <w:keepNext w:val="0"/>
+        <w:keepLines w:val="0"/>
+        <w:widowControl w:val="0"/>
+        <w:spacing w:after="240" w:before="240" w:line="240" w:lineRule="auto"/>
+        <w:rPr>
+          <w:color w:val="2e75b6"/>
+          <w:sz w:val="24"/>
+          <w:szCs w:val="24"/>
+        </w:rPr>
       </w:pPr>
       <w:r>
         <w:rPr>
+          <w:color w:val="2e75b6"/>
+          <w:sz w:val="24"/>
+          <w:szCs w:val="24"/>
           <w:rtl w:val="0"/>
         </w:rPr>
+        <w:t xml:space="preserve">6.1 Usage for Backend Engineers</w:t>
       </w:r>
     </w:p>
     <w:p>
       <w:pPr>
-        <w:spacing w:after="80" w:lineRule="auto"/>
+        <w:widowControl w:val="0"/>
+        <w:spacing w:after="0" w:line="240" w:lineRule="auto"/>
         <w:rPr>
           <w:rFonts w:ascii="Calibri" w:cs="Calibri" w:eastAsia="Calibri" w:hAnsi="Calibri"/>
         </w:rPr>
       </w:pPr>
       <w:r>
+        <w:rPr>
+          <w:rFonts w:ascii="Calibri" w:cs="Calibri" w:eastAsia="Calibri" w:hAnsi="Calibri"/>
+          <w:rtl w:val="0"/>
+        </w:rPr>
+        <w:t xml:space="preserve">Other software engineers or front-end developers do not need to understand PyTorch, RDKit, or the underlying math to use this model. The logic is fully encapsulated inside the predict_solubility function, allowing for simple integration into any web backend (such as FastAPI, Flask, or Django).</w:t>
+      </w:r>
+    </w:p>
+    <w:p>
+      <w:pPr>
+        <w:widowControl w:val="0"/>
+        <w:spacing w:after="0" w:line="240" w:lineRule="auto"/>
+        <w:rPr>
+          <w:rFonts w:ascii="Calibri" w:cs="Calibri" w:eastAsia="Calibri" w:hAnsi="Calibri"/>
+          <w:b w:val="1"/>
+          <w:bCs w:val="1"/>
+        </w:rPr>
+      </w:pPr>
+      <w:r>
+        <w:rPr>
+          <w:rFonts w:ascii="Calibri" w:cs="Calibri" w:eastAsia="Calibri" w:hAnsi="Calibri"/>
+          <w:b w:val="1"/>
+          <w:bCs w:val="1"/>
+          <w:rtl w:val="0"/>
+        </w:rPr>
+        <w:t xml:space="preserve">Example Python Integration (REST API Backend):</w:t>
+      </w:r>
+    </w:p>
+    <w:p>
+      <w:pPr>
+        <w:widowControl w:val="0"/>
+        <w:spacing w:after="150" w:before="150" w:line="240" w:lineRule="auto"/>
+        <w:ind w:left="150" w:right="150" w:firstLine="0"/>
+        <w:rPr>
+          <w:rFonts w:ascii="Calibri" w:cs="Calibri" w:eastAsia="Calibri" w:hAnsi="Calibri"/>
+          <w:shd w:fill="f4f4f4" w:val="clear"/>
+        </w:rPr>
+      </w:pPr>
+      <w:r>
+        <w:rPr>
+          <w:rFonts w:ascii="Calibri" w:cs="Calibri" w:eastAsia="Calibri" w:hAnsi="Calibri"/>
+          <w:shd w:fill="f4f4f4" w:val="clear"/>
+          <w:rtl w:val="0"/>
+        </w:rPr>
+        <w:t xml:space="preserve">from src.inference import predict_solubility</w:t>
+        <w:br w:type="textWrapping"/>
+        <w:br w:type="textWrapping"/>
+        <w:t xml:space="preserve"># User input from the frontend application</w:t>
+        <w:br w:type="textWrapping"/>
+        <w:t xml:space="preserve">prediction_results = predict_solubility(</w:t>
+        <w:br w:type="textWrapping"/>
+        <w:t xml:space="preserve">    solute_smiles="CCO", </w:t>
+        <w:br w:type="textWrapping"/>
+        <w:t xml:space="preserve">    solvent_smiles="O", </w:t>
+        <w:br w:type="textWrapping"/>
+        <w:t xml:space="preserve">    temperature=298.15</w:t>
+        <w:br w:type="textWrapping"/>
+        <w:t xml:space="preserve">)</w:t>
+        <w:br w:type="textWrapping"/>
+        <w:br w:type="textWrapping"/>
+        <w:t xml:space="preserve"># Returns a JSON-ready dictionary:</w:t>
+        <w:br w:type="textWrapping"/>
+        <w:t xml:space="preserve"># {</w:t>
+        <w:br w:type="textWrapping"/>
+        <w:t xml:space="preserve">#   "Ensemble_LogS": -0.8856</w:t>
+        <w:br w:type="textWrapping"/>
+        <w:t xml:space="preserve"># }</w:t>
+      </w:r>
+    </w:p>
+    <w:p>
+      <w:pPr>
+        <w:widowControl w:val="0"/>
+        <w:spacing w:after="240" w:line="240" w:lineRule="auto"/>
+        <w:rPr>
+          <w:rFonts w:ascii="Calibri" w:cs="Calibri" w:eastAsia="Calibri" w:hAnsi="Calibri"/>
+          <w:shd w:fill="f4f4f4" w:val="clear"/>
+        </w:rPr>
+      </w:pPr>
+      <w:r>
+        <w:rPr>
+          <w:rtl w:val="0"/>
+        </w:rPr>
+      </w:r>
+    </w:p>
+    <w:p>
+      <w:pPr>
+        <w:pStyle w:val="Heading3"/>
+        <w:keepNext w:val="0"/>
+        <w:keepLines w:val="0"/>
+        <w:widowControl w:val="0"/>
+        <w:spacing w:after="240" w:before="240" w:line="240" w:lineRule="auto"/>
+        <w:rPr>
+          <w:color w:val="2e75b6"/>
+          <w:sz w:val="24"/>
+          <w:szCs w:val="24"/>
+        </w:rPr>
+      </w:pPr>
+      <w:r>
+        <w:rPr>
+          <w:color w:val="2e75b6"/>
+          <w:sz w:val="24"/>
+          <w:szCs w:val="24"/>
+          <w:rtl w:val="0"/>
+        </w:rPr>
+        <w:t xml:space="preserve">6.2 Command-Line Integration</w:t>
+      </w:r>
+    </w:p>
+    <w:p>
+      <w:pPr>
+        <w:widowControl w:val="0"/>
+        <w:spacing w:after="0" w:line="240" w:lineRule="auto"/>
+        <w:rPr>
+          <w:rFonts w:ascii="Calibri" w:cs="Calibri" w:eastAsia="Calibri" w:hAnsi="Calibri"/>
+        </w:rPr>
+      </w:pPr>
+      <w:r>
+        <w:rPr>
+          <w:rFonts w:ascii="Calibri" w:cs="Calibri" w:eastAsia="Calibri" w:hAnsi="Calibri"/>
+          <w:rtl w:val="0"/>
+        </w:rPr>
+        <w:t xml:space="preserve">Alternatively, the script can be triggered via the command line by automated systems or external scripts written in other languages (Node.js, C#, etc.):</w:t>
+      </w:r>
+    </w:p>
+    <w:p>
+      <w:pPr>
+        <w:widowControl w:val="0"/>
+        <w:spacing w:after="150" w:before="150" w:line="240" w:lineRule="auto"/>
+        <w:ind w:left="150" w:right="150" w:firstLine="0"/>
+        <w:rPr>
+          <w:rFonts w:ascii="Calibri" w:cs="Calibri" w:eastAsia="Calibri" w:hAnsi="Calibri"/>
+          <w:shd w:fill="f4f4f4" w:val="clear"/>
+        </w:rPr>
+      </w:pPr>
+      <w:r>
+        <w:rPr>
+          <w:rFonts w:ascii="Calibri" w:cs="Calibri" w:eastAsia="Calibri" w:hAnsi="Calibri"/>
+          <w:shd w:fill="f4f4f4" w:val="clear"/>
+          <w:rtl w:val="0"/>
+        </w:rPr>
+        <w:t xml:space="preserve">python src/inference.py --solute "CCO" --solvent "O" --temp 298.15</w:t>
+        <w:br w:type="textWrapping"/>
+      </w:r>
+    </w:p>
+    <w:p>
+      <w:pPr>
+        <w:widowControl w:val="0"/>
+        <w:spacing w:after="0" w:line="240" w:lineRule="auto"/>
         <w:rPr>
           <w:rFonts w:ascii="Calibri" w:cs="Calibri" w:eastAsia="Calibri" w:hAnsi="Calibri"/>
           <w:sz w:val="21"/>
           <w:szCs w:val="21"/>
+        </w:rPr>
+      </w:pPr>
+      <w:r>
+        <w:rPr>
+          <w:rFonts w:ascii="Calibri" w:cs="Calibri" w:eastAsia="Calibri" w:hAnsi="Calibri"/>
           <w:rtl w:val="0"/>
         </w:rPr>
-        <w:t xml:space="preserve">If implemented in the future, this production interface would allow the AI solubility framework to operate as a seamless end-to-end service, where the user provides only the solute SMILES, solvent SMILES, and temperature. All required feature generation and model-specific preprocessing would be handled automatically by the backend, eliminating the need for manual feature engineering. </w:t>
+        <w:t xml:space="preserve">This encapsulation abstracts away all complex feature engineering and model loading, providing a standardized, production-ready AI service layer.</w:t>
       </w:r>
       <w:r>
         <w:rPr>
